--- a/ky/wisdom-stories/weight-of-the-oil.docx
+++ b/ky/wisdom-stories/weight-of-the-oil.docx
@@ -57,7 +57,7 @@
           <w:sz w:val="22"/>
           <w:lang w:val="ky-KG"/>
         </w:rPr>
-        <w:t>Дыйкан казыга мындай дейт: «Менин тараза ташым жок. Ошондуктан таразанын бир табагына майды, экинчисине күн сайын ушул наабайчыдан алган бир килограммдык нанды коём. Майды ошол нанга теңеп тартам».</w:t>
+        <w:t>Дыйкан казыга мындай дейт: «Менин такыр таразам жок. Сатар майды бир алаканыма, экинчи алаканыма күн сайын ушул наабайчыдан алган бир килограммдык нанды коюп өлчөйм. Майды ошол нанга теңеп тартам».</w:t>
       </w:r>
     </w:p>
     <w:p>
@@ -81,7 +81,7 @@
           <w:sz w:val="22"/>
           <w:lang w:val="ky-KG"/>
         </w:rPr>
-        <w:t xml:space="preserve">Сабак: </w:t>
+        <w:t>Сабак: Бирөөгө кандай өлчөм колдонсоң, өзүңө да ошондой өлчөм кайтып келет. Кантип нан берсең, ошондой май аласың.</w:t>
       </w:r>
       <w:r>
         <w:rPr>
@@ -90,7 +90,6 @@
           <w:sz w:val="22"/>
           <w:lang w:val="ky-KG"/>
         </w:rPr>
-        <w:t>Бирөөгө кандай өлчөм колдонсоң, өзүңө да ошондой өлчөм кайтышы мүмкүн. Өз ишиңди текшербей туруп башканы айыптаба.</w:t>
       </w:r>
     </w:p>
     <w:p>
@@ -110,7 +109,7 @@
           <w:sz w:val="18"/>
           <w:lang w:val="ky-KG"/>
         </w:rPr>
-        <w:t>Окуя ачык интернет булактарынан алынды.</w:t>
+        <w:t>Аңгемелер ачык интернет булактарынан алынган, иллюстрациялар болсо ЖИ менен түзүлгөн.</w:t>
       </w:r>
     </w:p>
     <w:sectPr>
